--- a/reports/ПР3_отчет.docx
+++ b/reports/ПР3_отчет.docx
@@ -116,7 +116,7 @@
           <w:color w:val="000000"/>
           <w:sz w:val="28"/>
         </w:rPr>
-        <w:t>Учебная группа: _______________</w:t>
+        <w:t>Учебная группа: ЭФБО-04-24</w:t>
       </w:r>
     </w:p>
     <w:p>

--- a/reports/ПР3_отчет.docx
+++ b/reports/ПР3_отчет.docx
@@ -285,6 +285,185 @@
           <w:sz w:val="28"/>
         </w:rPr>
         <w:t>После ПР3 у проекта есть объектная модель предметной области, пригодная для веб-интерфейса Django без смены источника данных.</w:t>
+      </w:r>
+    </w:p>
+    <w:p>
+      <w:pPr>
+        <w:spacing w:before="240" w:after="120"/>
+      </w:pPr>
+      <w:r>
+        <w:rPr>
+          <w:rFonts w:ascii="Times New Roman" w:hAnsi="Times New Roman" w:eastAsia="Times New Roman"/>
+          <w:b/>
+          <w:i w:val="0"/>
+          <w:sz w:val="28"/>
+        </w:rPr>
+        <w:t>Скриншоты</w:t>
+      </w:r>
+    </w:p>
+    <w:p>
+      <w:pPr>
+        <w:spacing w:before="160" w:after="40"/>
+        <w:jc w:val="center"/>
+      </w:pPr>
+      <w:r>
+        <w:rPr>
+          <w:rFonts w:ascii="Times New Roman" w:hAnsi="Times New Roman" w:eastAsia="Times New Roman"/>
+          <w:b w:val="0"/>
+          <w:i/>
+          <w:sz w:val="24"/>
+        </w:rPr>
+        <w:t>Рисунок 1 — класс RehearsalRoom наследует Room и переопределяет цену</w:t>
+      </w:r>
+    </w:p>
+    <w:p>
+      <w:pPr>
+        <w:spacing w:after="120"/>
+        <w:jc w:val="center"/>
+      </w:pPr>
+      <w:r>
+        <w:drawing>
+          <wp:inline xmlns:a="http://schemas.openxmlformats.org/drawingml/2006/main" xmlns:pic="http://schemas.openxmlformats.org/drawingml/2006/picture">
+            <wp:extent cx="5580000" cy="4058182"/>
+            <wp:docPr id="1" name="Picture 1"/>
+            <wp:cNvGraphicFramePr>
+              <a:graphicFrameLocks noChangeAspect="1"/>
+            </wp:cNvGraphicFramePr>
+            <a:graphic>
+              <a:graphicData uri="http://schemas.openxmlformats.org/drawingml/2006/picture">
+                <pic:pic>
+                  <pic:nvPicPr>
+                    <pic:cNvPr id="0" name="image.png"/>
+                    <pic:cNvPicPr/>
+                  </pic:nvPicPr>
+                  <pic:blipFill>
+                    <a:blip r:embed="rId11"/>
+                    <a:stretch>
+                      <a:fillRect/>
+                    </a:stretch>
+                  </pic:blipFill>
+                  <pic:spPr>
+                    <a:xfrm>
+                      <a:off x="0" y="0"/>
+                      <a:ext cx="5580000" cy="4058182"/>
+                    </a:xfrm>
+                    <a:prstGeom prst="rect"/>
+                  </pic:spPr>
+                </pic:pic>
+              </a:graphicData>
+            </a:graphic>
+          </wp:inline>
+        </w:drawing>
+      </w:r>
+    </w:p>
+    <w:p>
+      <w:pPr>
+        <w:spacing w:before="160" w:after="40"/>
+        <w:jc w:val="center"/>
+      </w:pPr>
+      <w:r>
+        <w:rPr>
+          <w:rFonts w:ascii="Times New Roman" w:hAnsi="Times New Roman" w:eastAsia="Times New Roman"/>
+          <w:b w:val="0"/>
+          <w:i/>
+          <w:sz w:val="24"/>
+        </w:rPr>
+        <w:t>Рисунок 2 — объекты, статусы бронирований и полиморфизм price_for</w:t>
+      </w:r>
+    </w:p>
+    <w:p>
+      <w:pPr>
+        <w:spacing w:after="120"/>
+        <w:jc w:val="center"/>
+      </w:pPr>
+      <w:r>
+        <w:drawing>
+          <wp:inline xmlns:a="http://schemas.openxmlformats.org/drawingml/2006/main" xmlns:pic="http://schemas.openxmlformats.org/drawingml/2006/picture">
+            <wp:extent cx="5580000" cy="3794400"/>
+            <wp:docPr id="2" name="Picture 2"/>
+            <wp:cNvGraphicFramePr>
+              <a:graphicFrameLocks noChangeAspect="1"/>
+            </wp:cNvGraphicFramePr>
+            <a:graphic>
+              <a:graphicData uri="http://schemas.openxmlformats.org/drawingml/2006/picture">
+                <pic:pic>
+                  <pic:nvPicPr>
+                    <pic:cNvPr id="0" name="image.png"/>
+                    <pic:cNvPicPr/>
+                  </pic:nvPicPr>
+                  <pic:blipFill>
+                    <a:blip r:embed="rId12"/>
+                    <a:stretch>
+                      <a:fillRect/>
+                    </a:stretch>
+                  </pic:blipFill>
+                  <pic:spPr>
+                    <a:xfrm>
+                      <a:off x="0" y="0"/>
+                      <a:ext cx="5580000" cy="3794400"/>
+                    </a:xfrm>
+                    <a:prstGeom prst="rect"/>
+                  </pic:spPr>
+                </pic:pic>
+              </a:graphicData>
+            </a:graphic>
+          </wp:inline>
+        </w:drawing>
+      </w:r>
+    </w:p>
+    <w:p>
+      <w:pPr>
+        <w:spacing w:before="160" w:after="40"/>
+        <w:jc w:val="center"/>
+      </w:pPr>
+      <w:r>
+        <w:rPr>
+          <w:rFonts w:ascii="Times New Roman" w:hAnsi="Times New Roman" w:eastAsia="Times New Roman"/>
+          <w:b w:val="0"/>
+          <w:i/>
+          <w:sz w:val="24"/>
+        </w:rPr>
+        <w:t>Рисунок 3 — тесты pytest после перехода на классы</w:t>
+      </w:r>
+    </w:p>
+    <w:p>
+      <w:pPr>
+        <w:spacing w:after="120"/>
+        <w:jc w:val="center"/>
+      </w:pPr>
+      <w:r>
+        <w:drawing>
+          <wp:inline xmlns:a="http://schemas.openxmlformats.org/drawingml/2006/main" xmlns:pic="http://schemas.openxmlformats.org/drawingml/2006/picture">
+            <wp:extent cx="5580000" cy="760909"/>
+            <wp:docPr id="3" name="Picture 3"/>
+            <wp:cNvGraphicFramePr>
+              <a:graphicFrameLocks noChangeAspect="1"/>
+            </wp:cNvGraphicFramePr>
+            <a:graphic>
+              <a:graphicData uri="http://schemas.openxmlformats.org/drawingml/2006/picture">
+                <pic:pic>
+                  <pic:nvPicPr>
+                    <pic:cNvPr id="0" name="pr2-pytest.png"/>
+                    <pic:cNvPicPr/>
+                  </pic:nvPicPr>
+                  <pic:blipFill>
+                    <a:blip r:embed="rId13"/>
+                    <a:stretch>
+                      <a:fillRect/>
+                    </a:stretch>
+                  </pic:blipFill>
+                  <pic:spPr>
+                    <a:xfrm>
+                      <a:off x="0" y="0"/>
+                      <a:ext cx="5580000" cy="760909"/>
+                    </a:xfrm>
+                    <a:prstGeom prst="rect"/>
+                  </pic:spPr>
+                </pic:pic>
+              </a:graphicData>
+            </a:graphic>
+          </wp:inline>
+        </w:drawing>
       </w:r>
     </w:p>
     <w:sectPr>
